--- a/flow/20230914_vu_template/drafts/06-ВУ-НЮ/30-НД-1_ПП-Всіх_Святих-г8.docx
+++ b/flow/20230914_vu_template/drafts/06-ВУ-НЮ/30-НД-1_ПП-Всіх_Святих-г8.docx
@@ -404,33 +404,42 @@
     </w:p>
     <w:p>
       <w:pPr>
-        <w:spacing w:after="120" w:lineRule="auto"/>
-        <w:jc w:val="both"/>
-        <w:rPr>
-          <w:rFonts w:ascii="Times New Roman" w:cs="Times New Roman" w:eastAsia="Times New Roman" w:hAnsi="Times New Roman"/>
-          <w:sz w:val="24"/>
-          <w:szCs w:val="24"/>
-        </w:rPr>
-      </w:pPr>
-      <w:r>
-        <w:rPr>
-          <w:rFonts w:ascii="Times New Roman" w:cs="Times New Roman" w:eastAsia="Times New Roman" w:hAnsi="Times New Roman"/>
-          <w:i w:val="1"/>
-          <w:color w:val="ff0000"/>
-          <w:sz w:val="24"/>
-          <w:szCs w:val="24"/>
-          <w:rtl w:val="0"/>
-        </w:rPr>
-        <w:t xml:space="preserve">Священик:</w:t>
-      </w:r>
-      <w:r>
-        <w:rPr>
-          <w:rFonts w:ascii="Times New Roman" w:cs="Times New Roman" w:eastAsia="Times New Roman" w:hAnsi="Times New Roman"/>
-          <w:sz w:val="24"/>
-          <w:szCs w:val="24"/>
-          <w:rtl w:val="0"/>
-        </w:rPr>
-        <w:t xml:space="preserve"> Бо твоє є царство, і сила, і слава, Отця, і Сина, і Святого Духа, нині і повсякчас, і на віки віків.</w:t>
+        <w:pStyle w:val="a"/>
+        <w:spacing w:after="120"/>
+      </w:pPr>
+      <w:r>
+        <w:rPr>
+          <w:rFonts w:ascii="Times New Roman" w:hAnsi="Times New Roman"/>
+          <w:i/>
+          <w:color w:val="FF0000"/>
+          <w:sz w:val="24"/>
+        </w:rPr>
+        <w:t>Священ</w:t>
+      </w:r>
+      <w:r>
+        <w:rPr>
+          <w:rFonts w:ascii="Times New Roman" w:hAnsi="Times New Roman"/>
+          <w:i/>
+          <w:color w:val="FF0000"/>
+          <w:sz w:val="24"/>
+        </w:rPr>
+        <w:t>н</w:t>
+      </w:r>
+      <w:r>
+        <w:rPr>
+          <w:rFonts w:ascii="Times New Roman" w:hAnsi="Times New Roman"/>
+          <w:i/>
+          <w:color w:val="FF0000"/>
+          <w:sz w:val="24"/>
+        </w:rPr>
+        <w:t>ик:</w:t>
+      </w:r>
+      <w:r>
+        <w:rPr>
+          <w:rFonts w:ascii="Times New Roman" w:hAnsi="Times New Roman"/>
+          <w:sz w:val="24"/>
+        </w:rPr>
+        <w:t xml:space="preserve"> Бо Твоє є царство, і сила, і слава, Отця, і Сина, і Святого Духа, нині, і повсякчас, і на віки віків.</w:t>
       </w:r>
     </w:p>
     <w:p>
@@ -3026,43 +3035,25 @@
     </w:p>
     <w:p>
       <w:pPr>
-        <w:spacing w:after="120" w:lineRule="auto"/>
-        <w:jc w:val="both"/>
-        <w:rPr>
-          <w:rFonts w:ascii="Times New Roman" w:cs="Times New Roman" w:eastAsia="Times New Roman" w:hAnsi="Times New Roman"/>
-          <w:sz w:val="24"/>
-          <w:szCs w:val="24"/>
-        </w:rPr>
-      </w:pPr>
-      <w:r>
-        <w:rPr>
-          <w:rFonts w:ascii="Times New Roman" w:cs="Times New Roman" w:eastAsia="Times New Roman" w:hAnsi="Times New Roman"/>
-          <w:i w:val="1"/>
-          <w:color w:val="ff0000"/>
-          <w:sz w:val="24"/>
-          <w:szCs w:val="24"/>
-          <w:rtl w:val="0"/>
-        </w:rPr>
-        <w:t xml:space="preserve">Священик:</w:t>
-      </w:r>
-      <w:r>
-        <w:rPr>
-          <w:rFonts w:ascii="Times New Roman" w:cs="Times New Roman" w:eastAsia="Times New Roman" w:hAnsi="Times New Roman"/>
-          <w:color w:val="ff0000"/>
-          <w:sz w:val="24"/>
-          <w:szCs w:val="24"/>
-          <w:rtl w:val="0"/>
-        </w:rPr>
-        <w:t xml:space="preserve"> </w:t>
-      </w:r>
-      <w:r>
-        <w:rPr>
-          <w:rFonts w:ascii="Times New Roman" w:cs="Times New Roman" w:eastAsia="Times New Roman" w:hAnsi="Times New Roman"/>
-          <w:sz w:val="24"/>
-          <w:szCs w:val="24"/>
-          <w:rtl w:val="0"/>
-        </w:rPr>
-        <w:t xml:space="preserve">Бо твоя є влада і твоє царство, і сила, і слава, Отця, і Сина, і Святого Духа, нині і повсякчас, і на віки віків.</w:t>
+        <w:pStyle w:val="a"/>
+        <w:spacing w:after="120"/>
+      </w:pPr>
+      <w:r>
+        <w:rPr>
+          <w:rFonts w:ascii="Times New Roman" w:hAnsi="Times New Roman"/>
+          <w:i/>
+          <w:color w:val="FF4400"/>
+          <w:sz w:val="24"/>
+        </w:rPr>
+        <w:t>Священник:</w:t>
+      </w:r>
+      <w:r>
+        <w:rPr>
+          <w:rFonts w:ascii="Times New Roman" w:hAnsi="Times New Roman"/>
+          <w:color w:val="000000"/>
+          <w:sz w:val="24"/>
+        </w:rPr>
+        <w:t xml:space="preserve"> Бо Твоя є влада і Твоє є царство, і сила, і слава, Отця, і Сина, і Святого Духа, нині, і повсякчас, і на віки віків.</w:t>
       </w:r>
     </w:p>
     <w:p>
@@ -7516,7 +7507,23 @@
           <w:color w:val="000000"/>
           <w:sz w:val="24"/>
         </w:rPr>
-        <w:t>Нехай буде влада царства Твого благословенна і дуже прославлена: Отця, і Сина, і Святого Духа, нині і повсякчас, і на віки віків.</w:t>
+        <w:t xml:space="preserve">Нехай буде влада царства Твого благословенна і дуже прославлена: Отця, і Сина, і Святого Духа, </w:t>
+      </w:r>
+      <w:r>
+        <w:rPr>
+          <w:rFonts w:ascii="Times New Roman" w:hAnsi="Times New Roman"/>
+          <w:color w:val="000000"/>
+          <w:sz w:val="24"/>
+        </w:rPr>
+        <w:t>нині, і повсякчас</w:t>
+      </w:r>
+      <w:r>
+        <w:rPr>
+          <w:rFonts w:ascii="Times New Roman" w:hAnsi="Times New Roman"/>
+          <w:color w:val="000000"/>
+          <w:sz w:val="24"/>
+        </w:rPr>
+        <w:t>, і на віки віків.</w:t>
       </w:r>
     </w:p>
     <w:p>
@@ -8192,33 +8199,42 @@
     </w:p>
     <w:p>
       <w:pPr>
-        <w:spacing w:after="120" w:lineRule="auto"/>
-        <w:jc w:val="both"/>
-        <w:rPr>
-          <w:rFonts w:ascii="Times New Roman" w:cs="Times New Roman" w:eastAsia="Times New Roman" w:hAnsi="Times New Roman"/>
-          <w:sz w:val="24"/>
-          <w:szCs w:val="24"/>
-        </w:rPr>
-      </w:pPr>
-      <w:r>
-        <w:rPr>
-          <w:rFonts w:ascii="Times New Roman" w:cs="Times New Roman" w:eastAsia="Times New Roman" w:hAnsi="Times New Roman"/>
-          <w:i w:val="1"/>
-          <w:color w:val="ff0000"/>
-          <w:sz w:val="24"/>
-          <w:szCs w:val="24"/>
-          <w:rtl w:val="0"/>
-        </w:rPr>
-        <w:t xml:space="preserve">Священик:</w:t>
-      </w:r>
-      <w:r>
-        <w:rPr>
-          <w:rFonts w:ascii="Times New Roman" w:cs="Times New Roman" w:eastAsia="Times New Roman" w:hAnsi="Times New Roman"/>
-          <w:sz w:val="24"/>
-          <w:szCs w:val="24"/>
-          <w:rtl w:val="0"/>
-        </w:rPr>
-        <w:t xml:space="preserve"> Бо твоє є царство, і сила, і слава, Отця, і Сина, і Святого Духа, нині і повсякчас, і на віки віків.</w:t>
+        <w:pStyle w:val="a"/>
+        <w:spacing w:after="120"/>
+      </w:pPr>
+      <w:r>
+        <w:rPr>
+          <w:rFonts w:ascii="Times New Roman" w:hAnsi="Times New Roman"/>
+          <w:i/>
+          <w:color w:val="FF0000"/>
+          <w:sz w:val="24"/>
+        </w:rPr>
+        <w:t>Священ</w:t>
+      </w:r>
+      <w:r>
+        <w:rPr>
+          <w:rFonts w:ascii="Times New Roman" w:hAnsi="Times New Roman"/>
+          <w:i/>
+          <w:color w:val="FF0000"/>
+          <w:sz w:val="24"/>
+        </w:rPr>
+        <w:t>н</w:t>
+      </w:r>
+      <w:r>
+        <w:rPr>
+          <w:rFonts w:ascii="Times New Roman" w:hAnsi="Times New Roman"/>
+          <w:i/>
+          <w:color w:val="FF0000"/>
+          <w:sz w:val="24"/>
+        </w:rPr>
+        <w:t>ик:</w:t>
+      </w:r>
+      <w:r>
+        <w:rPr>
+          <w:rFonts w:ascii="Times New Roman" w:hAnsi="Times New Roman"/>
+          <w:sz w:val="24"/>
+        </w:rPr>
+        <w:t xml:space="preserve"> Бо Твоє є царство, і сила, і слава, Отця, і Сина, і Святого Духа, нині, і повсякчас, і на віки віків.</w:t>
       </w:r>
     </w:p>
     <w:p>
@@ -15530,7 +15546,23 @@
           <w:color w:val="000000"/>
           <w:sz w:val="24"/>
         </w:rPr>
-        <w:t xml:space="preserve"> Бо Ти святий єси, Боже наш, і в святині перебуваєш, і ми Тобі славу віддаємо: Отцю, і Сину, і Святому Духові, нині і повсякчас, і на віки віків.</w:t>
+        <w:t xml:space="preserve"> Бо Ти святий єси, Боже наш, і в святині перебуваєш, і ми Тобі славу віддаємо: Отцю, і Сину, і Святому Духові, </w:t>
+      </w:r>
+      <w:r>
+        <w:rPr>
+          <w:rFonts w:ascii="Times New Roman" w:hAnsi="Times New Roman"/>
+          <w:color w:val="000000"/>
+          <w:sz w:val="24"/>
+        </w:rPr>
+        <w:t>нині, і повсякчас</w:t>
+      </w:r>
+      <w:r>
+        <w:rPr>
+          <w:rFonts w:ascii="Times New Roman" w:hAnsi="Times New Roman"/>
+          <w:color w:val="000000"/>
+          <w:sz w:val="24"/>
+        </w:rPr>
+        <w:t>, і на віки віків.</w:t>
       </w:r>
     </w:p>
     <w:p>
@@ -17775,43 +17807,64 @@
     </w:p>
     <w:p>
       <w:pPr>
-        <w:spacing w:after="120" w:lineRule="auto"/>
-        <w:jc w:val="both"/>
-        <w:rPr>
-          <w:rFonts w:ascii="Times New Roman" w:cs="Times New Roman" w:eastAsia="Times New Roman" w:hAnsi="Times New Roman"/>
-          <w:sz w:val="24"/>
-          <w:szCs w:val="24"/>
-        </w:rPr>
-      </w:pPr>
-      <w:r>
-        <w:rPr>
-          <w:rFonts w:ascii="Times New Roman" w:cs="Times New Roman" w:eastAsia="Times New Roman" w:hAnsi="Times New Roman"/>
-          <w:i w:val="1"/>
-          <w:color w:val="ff0000"/>
-          <w:sz w:val="24"/>
-          <w:szCs w:val="24"/>
-          <w:rtl w:val="0"/>
-        </w:rPr>
-        <w:t xml:space="preserve">Священик: </w:t>
-      </w:r>
-      <w:r>
-        <w:rPr>
-          <w:rFonts w:ascii="Times New Roman" w:cs="Times New Roman" w:eastAsia="Times New Roman" w:hAnsi="Times New Roman"/>
-          <w:color w:val="000000"/>
-          <w:sz w:val="24"/>
-          <w:szCs w:val="24"/>
-          <w:rtl w:val="0"/>
-        </w:rPr>
-        <w:t xml:space="preserve">Бо Ти Бог наш і Тобі славу возсилаємо: Отцю, і Сину, і Святому Духові</w:t>
-      </w:r>
-      <w:r>
-        <w:rPr>
-          <w:rFonts w:ascii="Times New Roman" w:cs="Times New Roman" w:eastAsia="Times New Roman" w:hAnsi="Times New Roman"/>
-          <w:sz w:val="24"/>
-          <w:szCs w:val="24"/>
-          <w:rtl w:val="0"/>
-        </w:rPr>
-        <w:t xml:space="preserve">, нині і повсякчас, і на віки віків.</w:t>
+        <w:pStyle w:val="a"/>
+        <w:spacing w:after="120"/>
+      </w:pPr>
+      <w:r>
+        <w:rPr>
+          <w:rFonts w:ascii="Times New Roman" w:hAnsi="Times New Roman"/>
+          <w:i/>
+          <w:color w:val="FF0000"/>
+          <w:sz w:val="24"/>
+        </w:rPr>
+        <w:t>Священ</w:t>
+      </w:r>
+      <w:r>
+        <w:rPr>
+          <w:rFonts w:ascii="Times New Roman" w:hAnsi="Times New Roman"/>
+          <w:i/>
+          <w:color w:val="FF0000"/>
+          <w:sz w:val="24"/>
+        </w:rPr>
+        <w:t>н</w:t>
+      </w:r>
+      <w:r>
+        <w:rPr>
+          <w:rFonts w:ascii="Times New Roman" w:hAnsi="Times New Roman"/>
+          <w:i/>
+          <w:color w:val="FF0000"/>
+          <w:sz w:val="24"/>
+        </w:rPr>
+        <w:t xml:space="preserve">ик: </w:t>
+      </w:r>
+      <w:r>
+        <w:rPr>
+          <w:rFonts w:ascii="Times New Roman" w:hAnsi="Times New Roman"/>
+          <w:color w:val="000000"/>
+          <w:sz w:val="24"/>
+        </w:rPr>
+        <w:t>Бо Ти Бог наш і Тобі славу возсилаємо: Отцю, і Сину, і Святому Духові</w:t>
+      </w:r>
+      <w:r>
+        <w:rPr>
+          <w:rFonts w:ascii="Times New Roman" w:hAnsi="Times New Roman"/>
+          <w:sz w:val="24"/>
+        </w:rPr>
+        <w:t>, нині</w:t>
+      </w:r>
+      <w:r>
+        <w:rPr>
+          <w:rFonts w:ascii="Times New Roman" w:hAnsi="Times New Roman"/>
+          <w:sz w:val="24"/>
+        </w:rPr>
+        <w:t>,</w:t>
+      </w:r>
+      <w:r>
+        <w:rPr>
+          <w:rFonts w:ascii="Times New Roman" w:hAnsi="Times New Roman"/>
+          <w:sz w:val="24"/>
+        </w:rPr>
+        <w:t xml:space="preserve"> і повсякчас, і на віки віків.</w:t>
       </w:r>
     </w:p>
     <w:p>
@@ -18861,43 +18914,104 @@
     </w:p>
     <w:p>
       <w:pPr>
-        <w:spacing w:after="120" w:lineRule="auto"/>
-        <w:jc w:val="both"/>
-        <w:rPr>
-          <w:rFonts w:ascii="Times New Roman" w:cs="Times New Roman" w:eastAsia="Times New Roman" w:hAnsi="Times New Roman"/>
-          <w:sz w:val="24"/>
-          <w:szCs w:val="24"/>
-        </w:rPr>
-      </w:pPr>
-      <w:r>
-        <w:rPr>
-          <w:rFonts w:ascii="Times New Roman" w:cs="Times New Roman" w:eastAsia="Times New Roman" w:hAnsi="Times New Roman"/>
-          <w:i w:val="1"/>
-          <w:color w:val="ff0000"/>
-          <w:sz w:val="24"/>
-          <w:szCs w:val="24"/>
-          <w:rtl w:val="0"/>
-        </w:rPr>
-        <w:t xml:space="preserve">Священик: </w:t>
-      </w:r>
-      <w:r>
-        <w:rPr>
-          <w:rFonts w:ascii="Times New Roman" w:cs="Times New Roman" w:eastAsia="Times New Roman" w:hAnsi="Times New Roman"/>
-          <w:color w:val="000000"/>
-          <w:sz w:val="24"/>
-          <w:szCs w:val="24"/>
-          <w:rtl w:val="0"/>
-        </w:rPr>
-        <w:t xml:space="preserve">Бо Ти цар миру і Спас душ наших і Тобі славу возсилаємо: Отцю, і Сину, і Святому Духові</w:t>
-      </w:r>
-      <w:r>
-        <w:rPr>
-          <w:rFonts w:ascii="Times New Roman" w:cs="Times New Roman" w:eastAsia="Times New Roman" w:hAnsi="Times New Roman"/>
-          <w:sz w:val="24"/>
-          <w:szCs w:val="24"/>
-          <w:rtl w:val="0"/>
-        </w:rPr>
-        <w:t xml:space="preserve">, нині і повсякчас, і на віки віків.</w:t>
+        <w:pStyle w:val="a"/>
+        <w:spacing w:after="120"/>
+      </w:pPr>
+      <w:r>
+        <w:rPr>
+          <w:rFonts w:ascii="Times New Roman" w:hAnsi="Times New Roman"/>
+          <w:i/>
+          <w:color w:val="FF0000"/>
+          <w:sz w:val="24"/>
+        </w:rPr>
+        <w:t>Свяще</w:t>
+      </w:r>
+      <w:r>
+        <w:rPr>
+          <w:rFonts w:ascii="Times New Roman" w:hAnsi="Times New Roman"/>
+          <w:i/>
+          <w:color w:val="FF0000"/>
+          <w:sz w:val="24"/>
+        </w:rPr>
+        <w:t>н</w:t>
+      </w:r>
+      <w:r>
+        <w:rPr>
+          <w:rFonts w:ascii="Times New Roman" w:hAnsi="Times New Roman"/>
+          <w:i/>
+          <w:color w:val="FF0000"/>
+          <w:sz w:val="24"/>
+        </w:rPr>
+        <w:t xml:space="preserve">ник: </w:t>
+      </w:r>
+      <w:r>
+        <w:rPr>
+          <w:rFonts w:ascii="Times New Roman" w:hAnsi="Times New Roman"/>
+          <w:color w:val="000000"/>
+          <w:sz w:val="24"/>
+        </w:rPr>
+        <w:t xml:space="preserve">Бо Ти цар миру і Спас душ наших </w:t>
+      </w:r>
+      <w:r>
+        <w:rPr>
+          <w:rFonts w:ascii="Times New Roman" w:hAnsi="Times New Roman"/>
+          <w:color w:val="000000"/>
+          <w:sz w:val="24"/>
+        </w:rPr>
+        <w:t>–</w:t>
+      </w:r>
+      <w:r>
+        <w:rPr>
+          <w:rFonts w:ascii="Times New Roman" w:hAnsi="Times New Roman"/>
+          <w:color w:val="000000"/>
+          <w:sz w:val="24"/>
+        </w:rPr>
+        <w:t xml:space="preserve"> </w:t>
+      </w:r>
+      <w:r>
+        <w:rPr>
+          <w:rFonts w:ascii="Times New Roman" w:hAnsi="Times New Roman"/>
+          <w:color w:val="000000"/>
+          <w:sz w:val="24"/>
+        </w:rPr>
+        <w:t>і Тобі славу возсилаємо</w:t>
+      </w:r>
+      <w:r>
+        <w:rPr>
+          <w:rFonts w:ascii="Times New Roman" w:hAnsi="Times New Roman"/>
+          <w:color w:val="000000"/>
+          <w:sz w:val="24"/>
+        </w:rPr>
+        <w:t>,</w:t>
+      </w:r>
+      <w:r>
+        <w:rPr>
+          <w:rFonts w:ascii="Times New Roman" w:hAnsi="Times New Roman"/>
+          <w:color w:val="000000"/>
+          <w:sz w:val="24"/>
+        </w:rPr>
+        <w:t xml:space="preserve"> Отцю, і Сину, і Святому Духові</w:t>
+      </w:r>
+      <w:r>
+        <w:rPr>
+          <w:rFonts w:ascii="Times New Roman" w:hAnsi="Times New Roman"/>
+          <w:sz w:val="24"/>
+        </w:rPr>
+        <w:t>, нині</w:t>
+      </w:r>
+      <w:r>
+        <w:rPr>
+          <w:rFonts w:ascii="Times New Roman" w:hAnsi="Times New Roman"/>
+          <w:sz w:val="24"/>
+        </w:rPr>
+        <w:t>,</w:t>
+      </w:r>
+      <w:r>
+        <w:rPr>
+          <w:rFonts w:ascii="Times New Roman" w:hAnsi="Times New Roman"/>
+          <w:sz w:val="24"/>
+        </w:rPr>
+        <w:t xml:space="preserve"> і повсякчас, і на віки віків.</w:t>
       </w:r>
     </w:p>
     <w:p>
